--- a/az/wisdom-stories/scarf-seller.docx
+++ b/az/wisdom-stories/scarf-seller.docx
@@ -487,7 +487,7 @@
           <w:bCs/>
           <w:lang/>
         </w:rPr>
-        <w:t>sahib olduqlarının çoxluğu ilə deyil, bölüşməyə hazır olduğun ürəklə ölçülür. Bəzən köməyə möhtac bildiyimiz bir insan bizə insanlığı xatırladır.</w:t>
+        <w:t>sahib olduqlarının çoxluğu ilə deyil, ürəyindəki bölüşmək istəyi ilə ölçülür. Bəzən köməyə möhtac bildiyimiz bir insan bizə insanlığı xatırladır.</w:t>
       </w:r>
     </w:p>
     <w:p>
